--- a/RA2 - Emmagatzematge i copies de seguretat/AA3 - Copies de seguretat/T03_Temari_Copies_de_seguretat.docx
+++ b/RA2 - Emmagatzematge i copies de seguretat/AA3 - Copies de seguretat/T03_Temari_Copies_de_seguretat.docx
@@ -380,6 +380,58 @@
           <w:szCs w:val="22"/>
         </w:rPr>
         <w:t xml:space="preserve">D'aquesta manera es garanteix la redundància real: un incendi pot destruir les dades originals i la còpia local, però la còpia offsite —que no ha patit el desastre— continua disponible amb una versió recent de la informació.</w:t>
+      </w:r>
+    </w:p>
+    <w:p>
+      <w:pPr>
+        <w:jc w:val="center"/>
+      </w:pPr>
+      <w:r>
+        <w:drawing>
+          <wp:inline xmlns:a="http://schemas.openxmlformats.org/drawingml/2006/main" xmlns:pic="http://schemas.openxmlformats.org/drawingml/2006/picture">
+            <wp:extent cx="4114800" cy="2314575"/>
+            <wp:docPr id="1" name="Picture 1"/>
+            <wp:cNvGraphicFramePr>
+              <a:graphicFrameLocks noChangeAspect="1"/>
+            </wp:cNvGraphicFramePr>
+            <a:graphic>
+              <a:graphicData uri="http://schemas.openxmlformats.org/drawingml/2006/picture">
+                <pic:pic>
+                  <pic:nvPicPr>
+                    <pic:cNvPr id="0" name="3-2-1.png"/>
+                    <pic:cNvPicPr/>
+                  </pic:nvPicPr>
+                  <pic:blipFill>
+                    <a:blip r:embed="rId8"/>
+                    <a:stretch>
+                      <a:fillRect/>
+                    </a:stretch>
+                  </pic:blipFill>
+                  <pic:spPr>
+                    <a:xfrm>
+                      <a:off x="0" y="0"/>
+                      <a:ext cx="4114800" cy="2314575"/>
+                    </a:xfrm>
+                    <a:prstGeom prst="rect"/>
+                  </pic:spPr>
+                </pic:pic>
+              </a:graphicData>
+            </a:graphic>
+          </wp:inline>
+        </w:drawing>
+      </w:r>
+    </w:p>
+    <w:p>
+      <w:pPr>
+        <w:jc w:val="center"/>
+      </w:pPr>
+      <w:r>
+        <w:rPr>
+          <w:i/>
+          <w:color w:val="5B6B77"/>
+          <w:sz w:val="19"/>
+        </w:rPr>
+        <w:t>La regla 3-2-1 és l'estàndard de referència per organitzar les còpies de seguretat.</w:t>
       </w:r>
     </w:p>
     <w:p>
@@ -873,6 +925,110 @@
     </w:p>
     <w:p>
       <w:pPr>
+        <w:jc w:val="center"/>
+      </w:pPr>
+      <w:r>
+        <w:drawing>
+          <wp:inline xmlns:a="http://schemas.openxmlformats.org/drawingml/2006/main" xmlns:pic="http://schemas.openxmlformats.org/drawingml/2006/picture">
+            <wp:extent cx="2743200" cy="1752600"/>
+            <wp:docPr id="2" name="Picture 2"/>
+            <wp:cNvGraphicFramePr>
+              <a:graphicFrameLocks noChangeAspect="1"/>
+            </wp:cNvGraphicFramePr>
+            <a:graphic>
+              <a:graphicData uri="http://schemas.openxmlformats.org/drawingml/2006/picture">
+                <pic:pic>
+                  <pic:nvPicPr>
+                    <pic:cNvPr id="0" name="incremental.png"/>
+                    <pic:cNvPicPr/>
+                  </pic:nvPicPr>
+                  <pic:blipFill>
+                    <a:blip r:embed="rId9"/>
+                    <a:stretch>
+                      <a:fillRect/>
+                    </a:stretch>
+                  </pic:blipFill>
+                  <pic:spPr>
+                    <a:xfrm>
+                      <a:off x="0" y="0"/>
+                      <a:ext cx="2743200" cy="1752600"/>
+                    </a:xfrm>
+                    <a:prstGeom prst="rect"/>
+                  </pic:spPr>
+                </pic:pic>
+              </a:graphicData>
+            </a:graphic>
+          </wp:inline>
+        </w:drawing>
+      </w:r>
+    </w:p>
+    <w:p>
+      <w:pPr>
+        <w:jc w:val="center"/>
+      </w:pPr>
+      <w:r>
+        <w:rPr>
+          <w:i/>
+          <w:color w:val="5B6B77"/>
+          <w:sz w:val="19"/>
+        </w:rPr>
+        <w:t>Còpia incremental.</w:t>
+      </w:r>
+    </w:p>
+    <w:p>
+      <w:pPr>
+        <w:jc w:val="center"/>
+      </w:pPr>
+      <w:r>
+        <w:drawing>
+          <wp:inline xmlns:a="http://schemas.openxmlformats.org/drawingml/2006/main" xmlns:pic="http://schemas.openxmlformats.org/drawingml/2006/picture">
+            <wp:extent cx="2743200" cy="1729740"/>
+            <wp:docPr id="3" name="Picture 3"/>
+            <wp:cNvGraphicFramePr>
+              <a:graphicFrameLocks noChangeAspect="1"/>
+            </wp:cNvGraphicFramePr>
+            <a:graphic>
+              <a:graphicData uri="http://schemas.openxmlformats.org/drawingml/2006/picture">
+                <pic:pic>
+                  <pic:nvPicPr>
+                    <pic:cNvPr id="0" name="diferencial.png"/>
+                    <pic:cNvPicPr/>
+                  </pic:nvPicPr>
+                  <pic:blipFill>
+                    <a:blip r:embed="rId10"/>
+                    <a:stretch>
+                      <a:fillRect/>
+                    </a:stretch>
+                  </pic:blipFill>
+                  <pic:spPr>
+                    <a:xfrm>
+                      <a:off x="0" y="0"/>
+                      <a:ext cx="2743200" cy="1729740"/>
+                    </a:xfrm>
+                    <a:prstGeom prst="rect"/>
+                  </pic:spPr>
+                </pic:pic>
+              </a:graphicData>
+            </a:graphic>
+          </wp:inline>
+        </w:drawing>
+      </w:r>
+    </w:p>
+    <w:p>
+      <w:pPr>
+        <w:jc w:val="center"/>
+      </w:pPr>
+      <w:r>
+        <w:rPr>
+          <w:i/>
+          <w:color w:val="5B6B77"/>
+          <w:sz w:val="19"/>
+        </w:rPr>
+        <w:t>Còpia diferencial.</w:t>
+      </w:r>
+    </w:p>
+    <w:p>
+      <w:pPr>
         <w:pBdr>
           <w:top w:val="single" w:color="CADCE8" w:sz="4"/>
           <w:bottom w:val="single" w:color="CADCE8" w:sz="4"/>
@@ -1014,6 +1170,58 @@
     </w:p>
     <w:p>
       <w:pPr>
+        <w:jc w:val="center"/>
+      </w:pPr>
+      <w:r>
+        <w:drawing>
+          <wp:inline xmlns:a="http://schemas.openxmlformats.org/drawingml/2006/main" xmlns:pic="http://schemas.openxmlformats.org/drawingml/2006/picture">
+            <wp:extent cx="5029200" cy="3129280"/>
+            <wp:docPr id="4" name="Picture 4"/>
+            <wp:cNvGraphicFramePr>
+              <a:graphicFrameLocks noChangeAspect="1"/>
+            </wp:cNvGraphicFramePr>
+            <a:graphic>
+              <a:graphicData uri="http://schemas.openxmlformats.org/drawingml/2006/picture">
+                <pic:pic>
+                  <pic:nvPicPr>
+                    <pic:cNvPr id="0" name="gfs.png"/>
+                    <pic:cNvPicPr/>
+                  </pic:nvPicPr>
+                  <pic:blipFill>
+                    <a:blip r:embed="rId11"/>
+                    <a:stretch>
+                      <a:fillRect/>
+                    </a:stretch>
+                  </pic:blipFill>
+                  <pic:spPr>
+                    <a:xfrm>
+                      <a:off x="0" y="0"/>
+                      <a:ext cx="5029200" cy="3129280"/>
+                    </a:xfrm>
+                    <a:prstGeom prst="rect"/>
+                  </pic:spPr>
+                </pic:pic>
+              </a:graphicData>
+            </a:graphic>
+          </wp:inline>
+        </w:drawing>
+      </w:r>
+    </w:p>
+    <w:p>
+      <w:pPr>
+        <w:jc w:val="center"/>
+      </w:pPr>
+      <w:r>
+        <w:rPr>
+          <w:i/>
+          <w:color w:val="5B6B77"/>
+          <w:sz w:val="19"/>
+        </w:rPr>
+        <w:t>L'esquema GFS organitza les còpies en tres nivells: avi (mensual), pare (setmanal) i fill (diari).</w:t>
+      </w:r>
+    </w:p>
+    <w:p>
+      <w:pPr>
         <w:pStyle w:val="Heading2"/>
         <w:spacing w:after="140" w:before="260"/>
       </w:pPr>
@@ -1045,6 +1253,58 @@
           <w:szCs w:val="22"/>
         </w:rPr>
         <w:t xml:space="preserve">Per la seva complexitat, aquest esquema és recomanable només amb sistemes automatitzats de gestió de suports, per evitar errors humans a l'hora de triar quin suport toca cada dia.</w:t>
+      </w:r>
+    </w:p>
+    <w:p>
+      <w:pPr>
+        <w:jc w:val="center"/>
+      </w:pPr>
+      <w:r>
+        <w:drawing>
+          <wp:inline xmlns:a="http://schemas.openxmlformats.org/drawingml/2006/main" xmlns:pic="http://schemas.openxmlformats.org/drawingml/2006/picture">
+            <wp:extent cx="4114800" cy="1628775"/>
+            <wp:docPr id="5" name="Picture 5"/>
+            <wp:cNvGraphicFramePr>
+              <a:graphicFrameLocks noChangeAspect="1"/>
+            </wp:cNvGraphicFramePr>
+            <a:graphic>
+              <a:graphicData uri="http://schemas.openxmlformats.org/drawingml/2006/picture">
+                <pic:pic>
+                  <pic:nvPicPr>
+                    <pic:cNvPr id="0" name="hanoi.png"/>
+                    <pic:cNvPicPr/>
+                  </pic:nvPicPr>
+                  <pic:blipFill>
+                    <a:blip r:embed="rId12"/>
+                    <a:stretch>
+                      <a:fillRect/>
+                    </a:stretch>
+                  </pic:blipFill>
+                  <pic:spPr>
+                    <a:xfrm>
+                      <a:off x="0" y="0"/>
+                      <a:ext cx="4114800" cy="1628775"/>
+                    </a:xfrm>
+                    <a:prstGeom prst="rect"/>
+                  </pic:spPr>
+                </pic:pic>
+              </a:graphicData>
+            </a:graphic>
+          </wp:inline>
+        </w:drawing>
+      </w:r>
+    </w:p>
+    <w:p>
+      <w:pPr>
+        <w:jc w:val="center"/>
+      </w:pPr>
+      <w:r>
+        <w:rPr>
+          <w:i/>
+          <w:color w:val="5B6B77"/>
+          <w:sz w:val="19"/>
+        </w:rPr>
+        <w:t>El període d'ús de cada suport es duplica a cada lletra (A, B, C, D...).</w:t>
       </w:r>
     </w:p>
     <w:p>
@@ -1392,6 +1652,58 @@
           <w:szCs w:val="22"/>
         </w:rPr>
         <w:t xml:space="preserve">Imatges forenses: cal copiar TOT el contingut de la unitat, bloc a bloc, inclòs l'espai no usat, i es calcula el hash de l'arxiu resultant per verificar-ne la integritat i preservar-lo com a prova. S'utilitzen en investigacions o peritatges, amb eines específiques.</w:t>
+      </w:r>
+    </w:p>
+    <w:p>
+      <w:pPr>
+        <w:jc w:val="center"/>
+      </w:pPr>
+      <w:r>
+        <w:drawing>
+          <wp:inline xmlns:a="http://schemas.openxmlformats.org/drawingml/2006/main" xmlns:pic="http://schemas.openxmlformats.org/drawingml/2006/picture">
+            <wp:extent cx="3657600" cy="2509520"/>
+            <wp:docPr id="6" name="Picture 6"/>
+            <wp:cNvGraphicFramePr>
+              <a:graphicFrameLocks noChangeAspect="1"/>
+            </wp:cNvGraphicFramePr>
+            <a:graphic>
+              <a:graphicData uri="http://schemas.openxmlformats.org/drawingml/2006/picture">
+                <pic:pic>
+                  <pic:nvPicPr>
+                    <pic:cNvPr id="0" name="clonadora_forense.png"/>
+                    <pic:cNvPicPr/>
+                  </pic:nvPicPr>
+                  <pic:blipFill>
+                    <a:blip r:embed="rId13"/>
+                    <a:stretch>
+                      <a:fillRect/>
+                    </a:stretch>
+                  </pic:blipFill>
+                  <pic:spPr>
+                    <a:xfrm>
+                      <a:off x="0" y="0"/>
+                      <a:ext cx="3657600" cy="2509520"/>
+                    </a:xfrm>
+                    <a:prstGeom prst="rect"/>
+                  </pic:spPr>
+                </pic:pic>
+              </a:graphicData>
+            </a:graphic>
+          </wp:inline>
+        </w:drawing>
+      </w:r>
+    </w:p>
+    <w:p>
+      <w:pPr>
+        <w:jc w:val="center"/>
+      </w:pPr>
+      <w:r>
+        <w:rPr>
+          <w:i/>
+          <w:color w:val="5B6B77"/>
+          <w:sz w:val="19"/>
+        </w:rPr>
+        <w:t>Una clonadora forense fa una còpia bloc a bloc d'un disc, preservant-ne la integritat per a investigacions.</w:t>
       </w:r>
     </w:p>
     <w:p>

--- a/RA2 - Emmagatzematge i copies de seguretat/AA3 - Copies de seguretat/T03_Temari_Copies_de_seguretat.docx
+++ b/RA2 - Emmagatzematge i copies de seguretat/AA3 - Copies de seguretat/T03_Temari_Copies_de_seguretat.docx
@@ -280,7 +280,25 @@
           <w:sz w:val="22"/>
           <w:szCs w:val="22"/>
         </w:rPr>
-        <w:t xml:space="preserve">Les còpies remotes en xarxa permeten centralitzar les còpies de tots els equips (en instal·lacions grans, sovint amb robots de cintes automatitzats). El seu punt feble és que solen trobar-se físicament a la mateixa ubicació que les dades originals: l'incendi del centre de dades d'OVHcloud a Estrasburg, el 2021, va destruir informació de clients que només tenien còpies al mateix edifici.</w:t>
+        <w:t xml:space="preserve">Les còpies remotes en xarxa permeten centralitzar les còpies de tots els equips (en instal·lacions grans, sovint amb robots de cintes automatitzats). El seu punt feble és que solen trobar-se físicament a la mateixa ubicació que les dades originals: </w:t>
+      </w:r>
+      <w:hyperlink r:id="rId14">
+        <w:r>
+          <w:rPr>
+            <w:sz w:val="22"/>
+            <w:szCs w:val="22"/>
+            <w:color w:val="0563C1"/>
+            <w:u w:val="single"/>
+          </w:rPr>
+          <w:t xml:space="preserve">l'incendi del centre de dades d'OVHcloud a Estrasburg, el 2021,</w:t>
+        </w:r>
+      </w:hyperlink>
+      <w:r>
+        <w:rPr>
+          <w:sz w:val="22"/>
+          <w:szCs w:val="22"/>
+        </w:rPr>
+        <w:t xml:space="preserve"> va destruir informació de clients que només tenien còpies al mateix edifici.</w:t>
       </w:r>
     </w:p>
     <w:p>
@@ -1359,7 +1377,30 @@
           <w:sz w:val="21"/>
           <w:szCs w:val="21"/>
         </w:rPr>
-        <w:t xml:space="preserve">L'any 1998, Pixar va arribar a perdre 90 minuts de la pel·lícula Toy Story 2 per un error al sistema de còpies de seguretat. Només es va poder recuperar la feina perquè, per sort, una treballadora en tenia una còpia personal al seu propi equip.</w:t>
+        <w:t xml:space="preserve">L'any 1998, </w:t>
+      </w:r>
+      <w:hyperlink r:id="rId15">
+        <w:r>
+          <w:rPr>
+            <w:i/>
+            <w:iCs/>
+            <w:sz w:val="21"/>
+            <w:szCs w:val="21"/>
+            <w:color w:val="0563C1"/>
+            <w:u w:val="single"/>
+          </w:rPr>
+          <w:t xml:space="preserve">Pixar va arribar a perdre 90 minuts de la pel·lícula Toy Story 2</w:t>
+        </w:r>
+      </w:hyperlink>
+      <w:r>
+        <w:rPr>
+          <w:i/>
+          <w:iCs/>
+          <w:color w:val="16242E"/>
+          <w:sz w:val="21"/>
+          <w:szCs w:val="21"/>
+        </w:rPr>
+        <w:t xml:space="preserve"> per un error al sistema de còpies de seguretat. Només es va poder recuperar la feina perquè, per sort, una treballadora en tenia una còpia personal al seu propi equip.</w:t>
       </w:r>
     </w:p>
     <w:p>
@@ -1407,7 +1448,25 @@
           <w:sz w:val="22"/>
           <w:szCs w:val="22"/>
         </w:rPr>
-        <w:t xml:space="preserve">Si algú roba les còpies (físicament, o accedint per exemple a un servidor a Internet), té accés a totes les dades que contenen. La solució és xifrar-les: pràcticament tots els programes de còpia de seguretat permeten fer-ho abans de desar la còpia. Les unitats físiques (cintes, discos) també s'han de protegir contra accessos no autoritzats i contra incendis, per exemple amb armaris ignífugs; per a l'arxiu a llarg termini, empreses com Iron Mountain ofereixen serveis d'emmagatzematge especialitzat amb condicions ambientals controlades i accés restringit.</w:t>
+        <w:t xml:space="preserve">Si algú roba les còpies (físicament, o accedint per exemple a un servidor a Internet), té accés a totes les dades que contenen. La solució és xifrar-les: pràcticament tots els programes de còpia de seguretat permeten fer-ho abans de desar la còpia. Les unitats físiques (cintes, discos) també s'han de protegir contra accessos no autoritzats i contra incendis, per exemple amb armaris ignífugs; per a l'arxiu a llarg termini, empreses com </w:t>
+      </w:r>
+      <w:hyperlink r:id="rId16">
+        <w:r>
+          <w:rPr>
+            <w:sz w:val="22"/>
+            <w:szCs w:val="22"/>
+            <w:color w:val="0563C1"/>
+            <w:u w:val="single"/>
+          </w:rPr>
+          <w:t xml:space="preserve">Iron Mountain</w:t>
+        </w:r>
+      </w:hyperlink>
+      <w:r>
+        <w:rPr>
+          <w:sz w:val="22"/>
+          <w:szCs w:val="22"/>
+        </w:rPr>
+        <w:t xml:space="preserve"> ofereixen serveis d'emmagatzematge especialitzat amb condicions ambientals controlades i accés restringit.</w:t>
       </w:r>
     </w:p>
     <w:p>
@@ -1725,7 +1784,133 @@
           <w:sz w:val="22"/>
           <w:szCs w:val="22"/>
         </w:rPr>
-        <w:t xml:space="preserve">A Windows es pot fer servir l'eina nativa de creació d'imatges de sistema, o eines de tercers com Acronis True Image, Clonezilla o FOG. A Linux, a més de Clonezilla, es pot utilitzar la comanda dd (que fa una còpia bit a bit d'un dispositiu) o eines com PartImage. Per a imatges forenses, hi ha eines especialitzades com FTK Imager o Guymager.</w:t>
+        <w:t xml:space="preserve">A Windows es pot fer servir l'eina </w:t>
+      </w:r>
+      <w:hyperlink r:id="rId17">
+        <w:r>
+          <w:rPr>
+            <w:sz w:val="22"/>
+            <w:szCs w:val="22"/>
+            <w:color w:val="0563C1"/>
+            <w:u w:val="single"/>
+          </w:rPr>
+          <w:t xml:space="preserve">nativa</w:t>
+        </w:r>
+      </w:hyperlink>
+      <w:r>
+        <w:rPr>
+          <w:sz w:val="22"/>
+          <w:szCs w:val="22"/>
+        </w:rPr>
+        <w:t xml:space="preserve"> de creació d'imatges de sistema, o eines de tercers com </w:t>
+      </w:r>
+      <w:hyperlink r:id="rId18">
+        <w:r>
+          <w:rPr>
+            <w:sz w:val="22"/>
+            <w:szCs w:val="22"/>
+            <w:color w:val="0563C1"/>
+            <w:u w:val="single"/>
+          </w:rPr>
+          <w:t xml:space="preserve">Acronis True Image</w:t>
+        </w:r>
+      </w:hyperlink>
+      <w:r>
+        <w:rPr>
+          <w:sz w:val="22"/>
+          <w:szCs w:val="22"/>
+        </w:rPr>
+        <w:t xml:space="preserve">, </w:t>
+      </w:r>
+      <w:hyperlink r:id="rId22">
+        <w:r>
+          <w:rPr>
+            <w:sz w:val="22"/>
+            <w:szCs w:val="22"/>
+            <w:color w:val="0563C1"/>
+            <w:u w:val="single"/>
+          </w:rPr>
+          <w:t xml:space="preserve">Clonezilla</w:t>
+        </w:r>
+      </w:hyperlink>
+      <w:r>
+        <w:rPr>
+          <w:sz w:val="22"/>
+          <w:szCs w:val="22"/>
+        </w:rPr>
+        <w:t xml:space="preserve"> o </w:t>
+      </w:r>
+      <w:hyperlink r:id="rId24">
+        <w:r>
+          <w:rPr>
+            <w:sz w:val="22"/>
+            <w:szCs w:val="22"/>
+            <w:color w:val="0563C1"/>
+            <w:u w:val="single"/>
+          </w:rPr>
+          <w:t xml:space="preserve">FOG</w:t>
+        </w:r>
+      </w:hyperlink>
+      <w:r>
+        <w:rPr>
+          <w:sz w:val="22"/>
+          <w:szCs w:val="22"/>
+        </w:rPr>
+        <w:t xml:space="preserve">. A Linux, a més de Clonezilla, es pot utilitzar la comanda dd (que fa una còpia bit a bit d'un dispositiu) o eines com </w:t>
+      </w:r>
+      <w:hyperlink r:id="rId25">
+        <w:r>
+          <w:rPr>
+            <w:sz w:val="22"/>
+            <w:szCs w:val="22"/>
+            <w:color w:val="0563C1"/>
+            <w:u w:val="single"/>
+          </w:rPr>
+          <w:t xml:space="preserve">PartImage</w:t>
+        </w:r>
+      </w:hyperlink>
+      <w:r>
+        <w:rPr>
+          <w:sz w:val="22"/>
+          <w:szCs w:val="22"/>
+        </w:rPr>
+        <w:t xml:space="preserve">. Per a imatges forenses, hi ha eines especialitzades com </w:t>
+      </w:r>
+      <w:hyperlink r:id="rId26">
+        <w:r>
+          <w:rPr>
+            <w:sz w:val="22"/>
+            <w:szCs w:val="22"/>
+            <w:color w:val="0563C1"/>
+            <w:u w:val="single"/>
+          </w:rPr>
+          <w:t xml:space="preserve">FTK Imager</w:t>
+        </w:r>
+      </w:hyperlink>
+      <w:r>
+        <w:rPr>
+          <w:sz w:val="22"/>
+          <w:szCs w:val="22"/>
+        </w:rPr>
+        <w:t xml:space="preserve"> o </w:t>
+      </w:r>
+      <w:hyperlink r:id="rId27">
+        <w:r>
+          <w:rPr>
+            <w:sz w:val="22"/>
+            <w:szCs w:val="22"/>
+            <w:color w:val="0563C1"/>
+            <w:u w:val="single"/>
+          </w:rPr>
+          <w:t xml:space="preserve">Guymager</w:t>
+        </w:r>
+      </w:hyperlink>
+      <w:r>
+        <w:rPr>
+          <w:sz w:val="22"/>
+          <w:szCs w:val="22"/>
+        </w:rPr>
+        <w:t xml:space="preserve">.</w:t>
       </w:r>
     </w:p>
     <w:p>
@@ -1865,7 +2050,30 @@
           <w:sz w:val="20"/>
           <w:szCs w:val="20"/>
         </w:rPr>
-        <w:t xml:space="preserve">Repositori "Materials" (GitHub, SMX-0226SI), NF2/AA3-CopiesSeguretat.md — Carlos Alonso Martínez, Escola Pia de Mataró (llicència CC-BY-SA-4.0).</w:t>
+        <w:t xml:space="preserve">Repositori "Materials" (GitHub, SMX-0226SI), </w:t>
+      </w:r>
+      <w:hyperlink r:id="rId19">
+        <w:r>
+          <w:rPr>
+            <w:i/>
+            <w:iCs/>
+            <w:sz w:val="20"/>
+            <w:szCs w:val="20"/>
+            <w:color w:val="0563C1"/>
+            <w:u w:val="single"/>
+          </w:rPr>
+          <w:t xml:space="preserve">NF2/AA3-CopiesSeguretat.md</w:t>
+        </w:r>
+      </w:hyperlink>
+      <w:r>
+        <w:rPr>
+          <w:i/>
+          <w:iCs/>
+          <w:color w:val="5B6B77"/>
+          <w:sz w:val="20"/>
+          <w:szCs w:val="20"/>
+        </w:rPr>
+        <w:t xml:space="preserve"> — Carlos Alonso Martínez, Escola Pia de Mataró (llicència CC-BY-SA-4.0).</w:t>
       </w:r>
     </w:p>
     <w:p>
@@ -1885,7 +2093,30 @@
           <w:sz w:val="20"/>
           <w:szCs w:val="20"/>
         </w:rPr>
-        <w:t xml:space="preserve">DataCenterDynamics — notícia sobre l'incendi del centre de dades d'OVHcloud a Estrasburg (2021).</w:t>
+        <w:t xml:space="preserve">DataCenterDynamics — </w:t>
+      </w:r>
+      <w:hyperlink r:id="rId14">
+        <w:r>
+          <w:rPr>
+            <w:i/>
+            <w:iCs/>
+            <w:sz w:val="20"/>
+            <w:szCs w:val="20"/>
+            <w:color w:val="0563C1"/>
+            <w:u w:val="single"/>
+          </w:rPr>
+          <w:t xml:space="preserve">notícia sobre l'incendi del centre de dades d'OVHcloud a Estrasburg (2021)</w:t>
+        </w:r>
+      </w:hyperlink>
+      <w:r>
+        <w:rPr>
+          <w:i/>
+          <w:iCs/>
+          <w:color w:val="5B6B77"/>
+          <w:sz w:val="20"/>
+          <w:szCs w:val="20"/>
+        </w:rPr>
+        <w:t xml:space="preserve">.</w:t>
       </w:r>
     </w:p>
     <w:p>
@@ -1905,7 +2136,53 @@
           <w:sz w:val="20"/>
           <w:szCs w:val="20"/>
         </w:rPr>
-        <w:t xml:space="preserve">INCIBE — "Guía de copias de seguridad"; NAKIVO — "Backup Types Explained: Full, Incremental, and Differential".</w:t>
+        <w:t xml:space="preserve">INCIBE — </w:t>
+      </w:r>
+      <w:hyperlink r:id="rId20">
+        <w:r>
+          <w:rPr>
+            <w:i/>
+            <w:iCs/>
+            <w:sz w:val="20"/>
+            <w:szCs w:val="20"/>
+            <w:color w:val="0563C1"/>
+            <w:u w:val="single"/>
+          </w:rPr>
+          <w:t xml:space="preserve">"Guía de copias de seguridad"</w:t>
+        </w:r>
+      </w:hyperlink>
+      <w:r>
+        <w:rPr>
+          <w:i/>
+          <w:iCs/>
+          <w:color w:val="5B6B77"/>
+          <w:sz w:val="20"/>
+          <w:szCs w:val="20"/>
+        </w:rPr>
+        <w:t xml:space="preserve">; NAKIVO — </w:t>
+      </w:r>
+      <w:hyperlink r:id="rId21">
+        <w:r>
+          <w:rPr>
+            <w:i/>
+            <w:iCs/>
+            <w:sz w:val="20"/>
+            <w:szCs w:val="20"/>
+            <w:color w:val="0563C1"/>
+            <w:u w:val="single"/>
+          </w:rPr>
+          <w:t xml:space="preserve">"Backup Types Explained: Full, Incremental, and Differential"</w:t>
+        </w:r>
+      </w:hyperlink>
+      <w:r>
+        <w:rPr>
+          <w:i/>
+          <w:iCs/>
+          <w:color w:val="5B6B77"/>
+          <w:sz w:val="20"/>
+          <w:szCs w:val="20"/>
+        </w:rPr>
+        <w:t xml:space="preserve">.</w:t>
       </w:r>
     </w:p>
     <w:p>
@@ -1925,7 +2202,30 @@
           <w:sz w:val="20"/>
           <w:szCs w:val="20"/>
         </w:rPr>
-        <w:t xml:space="preserve">Redstor — "Five of the biggest scare stories in data backup history" (cas Pixar).</w:t>
+        <w:t xml:space="preserve">Redstor — </w:t>
+      </w:r>
+      <w:hyperlink r:id="rId15">
+        <w:r>
+          <w:rPr>
+            <w:i/>
+            <w:iCs/>
+            <w:sz w:val="20"/>
+            <w:szCs w:val="20"/>
+            <w:color w:val="0563C1"/>
+            <w:u w:val="single"/>
+          </w:rPr>
+          <w:t xml:space="preserve">"Five of the biggest scare stories in data backup history"</w:t>
+        </w:r>
+      </w:hyperlink>
+      <w:r>
+        <w:rPr>
+          <w:i/>
+          <w:iCs/>
+          <w:color w:val="5B6B77"/>
+          <w:sz w:val="20"/>
+          <w:szCs w:val="20"/>
+        </w:rPr>
+        <w:t xml:space="preserve"> (cas Pixar).</w:t>
       </w:r>
     </w:p>
     <w:p>
@@ -1937,6 +2237,19 @@
         </w:numPr>
         <w:spacing w:after="120"/>
       </w:pPr>
+      <w:hyperlink r:id="rId22">
+        <w:r>
+          <w:rPr>
+            <w:i/>
+            <w:iCs/>
+            <w:sz w:val="20"/>
+            <w:szCs w:val="20"/>
+            <w:color w:val="0563C1"/>
+            <w:u w:val="single"/>
+          </w:rPr>
+          <w:t xml:space="preserve">clonezilla.org</w:t>
+        </w:r>
+      </w:hyperlink>
       <w:r>
         <w:rPr>
           <w:i/>
@@ -1945,7 +2258,30 @@
           <w:sz w:val="20"/>
           <w:szCs w:val="20"/>
         </w:rPr>
-        <w:t xml:space="preserve">clonezilla.org — documentació oficial; Somebooks.es — "Clonezilla: Crear una imagen del equipo paso a paso".</w:t>
+        <w:t xml:space="preserve"> — documentació oficial; Somebooks.es — </w:t>
+      </w:r>
+      <w:hyperlink r:id="rId23">
+        <w:r>
+          <w:rPr>
+            <w:i/>
+            <w:iCs/>
+            <w:sz w:val="20"/>
+            <w:szCs w:val="20"/>
+            <w:color w:val="0563C1"/>
+            <w:u w:val="single"/>
+          </w:rPr>
+          <w:t xml:space="preserve">"Clonezilla: Crear una imagen del equipo paso a paso"</w:t>
+        </w:r>
+      </w:hyperlink>
+      <w:r>
+        <w:rPr>
+          <w:i/>
+          <w:iCs/>
+          <w:color w:val="5B6B77"/>
+          <w:sz w:val="20"/>
+          <w:szCs w:val="20"/>
+        </w:rPr>
+        <w:t xml:space="preserve">.</w:t>
       </w:r>
     </w:p>
     <w:sectPr>
